--- a/public/temas/ejercicio-1/ESQUEMA TEMA 45.docx
+++ b/public/temas/ejercicio-1/ESQUEMA TEMA 45.docx
@@ -1465,7 +1465,7 @@
           <w:rFonts w:ascii="Cambria" w:hAnsi="Cambria" w:cs="Cambria" w:eastAsia="Cambria"/>
           <w:sz w:val="22"/>
         </w:rPr>
-        <w:t>Deroga el RD 1749/1998 y, de forma general, el RD 1945/1983</w:t>
+        <w:t>Deroga el Real Decreto 1749/1998 y, de forma general, el Real Decreto 1945/1983</w:t>
       </w:r>
     </w:p>
     <w:p>
